--- a/exports/docx/01_WHERE_YOU_STAND.docx
+++ b/exports/docx/01_WHERE_YOU_STAND.docx
@@ -2577,6 +2577,19 @@
       </w:tr>
     </w:tbl>
     <w:p/>
+    <w:p>
+      <w:r>
+        <w:t>!Three columns: what you have, what you are building, what comes next (../diagrams/traction.svg)</w:t>
+      </w:r>
+    </w:p>
+    <w:p>
+      <w:r>
+        <w:rPr>
+          <w:i/>
+        </w:rPr>
+        <w:t>Say it in this order to anyone who asks. Never inflate the first column.</w:t>
+      </w:r>
+    </w:p>
     <w:p>
       <w:pPr>
         <w:pStyle w:val="Heading2"/>
